--- a/Week 10 - Day 43 -Spring boot - MVC 20 May 2025.docx
+++ b/Week 10 - Day 43 -Spring boot - MVC 20 May 2025.docx
@@ -36,7 +36,23 @@
           <w:sz w:val="32"/>
           <w:szCs w:val="32"/>
         </w:rPr>
-        <w:t xml:space="preserve">In Spring boot we need to use view as </w:t>
+        <w:t xml:space="preserve">In Spring </w:t>
+      </w:r>
+      <w:proofErr w:type="gramStart"/>
+      <w:r>
+        <w:rPr>
+          <w:sz w:val="32"/>
+          <w:szCs w:val="32"/>
+        </w:rPr>
+        <w:t>boot</w:t>
+      </w:r>
+      <w:proofErr w:type="gramEnd"/>
+      <w:r>
+        <w:rPr>
+          <w:sz w:val="32"/>
+          <w:szCs w:val="32"/>
+        </w:rPr>
+        <w:t xml:space="preserve"> we need to use view as </w:t>
       </w:r>
       <w:proofErr w:type="spellStart"/>
       <w:r>
@@ -83,7 +99,23 @@
           <w:sz w:val="32"/>
           <w:szCs w:val="32"/>
         </w:rPr>
-        <w:t xml:space="preserve">In Spring boot we need to use view as </w:t>
+        <w:t xml:space="preserve">In Spring </w:t>
+      </w:r>
+      <w:proofErr w:type="gramStart"/>
+      <w:r>
+        <w:rPr>
+          <w:sz w:val="32"/>
+          <w:szCs w:val="32"/>
+        </w:rPr>
+        <w:t>boot</w:t>
+      </w:r>
+      <w:proofErr w:type="gramEnd"/>
+      <w:r>
+        <w:rPr>
+          <w:sz w:val="32"/>
+          <w:szCs w:val="32"/>
+        </w:rPr>
+        <w:t xml:space="preserve"> we need to use view as </w:t>
       </w:r>
       <w:proofErr w:type="spellStart"/>
       <w:r>
@@ -101,6 +133,174 @@
         </w:rPr>
         <w:t xml:space="preserve">. It is like a html but dynamic html. </w:t>
       </w:r>
+      <w:r>
+        <w:rPr>
+          <w:sz w:val="32"/>
+          <w:szCs w:val="32"/>
+        </w:rPr>
+        <w:t xml:space="preserve">If we need view as </w:t>
+      </w:r>
+      <w:proofErr w:type="spellStart"/>
+      <w:r>
+        <w:rPr>
+          <w:sz w:val="32"/>
+          <w:szCs w:val="32"/>
+        </w:rPr>
+        <w:t>Thymeleaf</w:t>
+      </w:r>
+      <w:proofErr w:type="spellEnd"/>
+      <w:r>
+        <w:rPr>
+          <w:sz w:val="32"/>
+          <w:szCs w:val="32"/>
+        </w:rPr>
+        <w:t xml:space="preserve"> we need add </w:t>
+      </w:r>
+      <w:proofErr w:type="spellStart"/>
+      <w:r>
+        <w:rPr>
+          <w:sz w:val="32"/>
+          <w:szCs w:val="32"/>
+        </w:rPr>
+        <w:t>Thymeleaf</w:t>
+      </w:r>
+      <w:proofErr w:type="spellEnd"/>
+      <w:r>
+        <w:rPr>
+          <w:sz w:val="32"/>
+          <w:szCs w:val="32"/>
+        </w:rPr>
+        <w:t xml:space="preserve"> starter. </w:t>
+      </w:r>
+    </w:p>
+    <w:p>
+      <w:pPr>
+        <w:rPr>
+          <w:sz w:val="32"/>
+          <w:szCs w:val="32"/>
+        </w:rPr>
+      </w:pPr>
+      <w:r>
+        <w:rPr>
+          <w:sz w:val="32"/>
+          <w:szCs w:val="32"/>
+        </w:rPr>
+        <w:t xml:space="preserve">Once we added </w:t>
+      </w:r>
+      <w:proofErr w:type="spellStart"/>
+      <w:r>
+        <w:rPr>
+          <w:sz w:val="32"/>
+          <w:szCs w:val="32"/>
+        </w:rPr>
+        <w:t>thymeleaf</w:t>
+      </w:r>
+      <w:proofErr w:type="spellEnd"/>
+      <w:r>
+        <w:rPr>
+          <w:sz w:val="32"/>
+          <w:szCs w:val="32"/>
+        </w:rPr>
+        <w:t xml:space="preserve"> starter. Spring boot by default search index.html page inside </w:t>
+      </w:r>
+      <w:r>
+        <w:rPr>
+          <w:sz w:val="32"/>
+          <w:szCs w:val="32"/>
+          <w:highlight w:val="yellow"/>
+        </w:rPr>
+        <w:t>a templates</w:t>
+      </w:r>
+      <w:r>
+        <w:rPr>
+          <w:sz w:val="32"/>
+          <w:szCs w:val="32"/>
+        </w:rPr>
+        <w:t xml:space="preserve"> folder sub folder of </w:t>
+      </w:r>
+      <w:proofErr w:type="spellStart"/>
+      <w:r>
+        <w:rPr>
+          <w:sz w:val="32"/>
+          <w:szCs w:val="32"/>
+        </w:rPr>
+        <w:t>src</w:t>
+      </w:r>
+      <w:proofErr w:type="spellEnd"/>
+      <w:r>
+        <w:rPr>
+          <w:sz w:val="32"/>
+          <w:szCs w:val="32"/>
+        </w:rPr>
+        <w:t>/main/resources -</w:t>
+      </w:r>
+      <w:r>
+        <w:rPr>
+          <w:sz w:val="32"/>
+          <w:szCs w:val="32"/>
+        </w:rPr>
+        <w:sym w:font="Wingdings" w:char="F0E0"/>
+      </w:r>
+      <w:r>
+        <w:rPr>
+          <w:sz w:val="32"/>
+          <w:szCs w:val="32"/>
+        </w:rPr>
+        <w:t xml:space="preserve"> </w:t>
+      </w:r>
+      <w:r>
+        <w:rPr>
+          <w:sz w:val="32"/>
+          <w:szCs w:val="32"/>
+          <w:highlight w:val="yellow"/>
+        </w:rPr>
+        <w:t>templates</w:t>
+      </w:r>
+      <w:r>
+        <w:rPr>
+          <w:sz w:val="32"/>
+          <w:szCs w:val="32"/>
+        </w:rPr>
+        <w:t xml:space="preserve"> </w:t>
+      </w:r>
+      <w:r>
+        <w:rPr>
+          <w:sz w:val="32"/>
+          <w:szCs w:val="32"/>
+        </w:rPr>
+        <w:sym w:font="Wingdings" w:char="F0E0"/>
+      </w:r>
+      <w:r>
+        <w:rPr>
+          <w:sz w:val="32"/>
+          <w:szCs w:val="32"/>
+          <w:highlight w:val="yellow"/>
+        </w:rPr>
+        <w:t>index.html</w:t>
+      </w:r>
+      <w:r>
+        <w:rPr>
+          <w:sz w:val="32"/>
+          <w:szCs w:val="32"/>
+        </w:rPr>
+        <w:t xml:space="preserve"> </w:t>
+      </w:r>
+    </w:p>
+    <w:p>
+      <w:pPr>
+        <w:rPr>
+          <w:sz w:val="32"/>
+          <w:szCs w:val="32"/>
+        </w:rPr>
+      </w:pPr>
+    </w:p>
+    <w:p>
+      <w:pPr>
+        <w:rPr>
+          <w:sz w:val="32"/>
+          <w:szCs w:val="32"/>
+        </w:rPr>
+      </w:pPr>
     </w:p>
     <w:sectPr>
       <w:pgSz w:w="11906" w:h="16838"/>
